--- a/docs/word/02-技术设计文档.docx
+++ b/docs/word/02-技术设计文档.docx
@@ -2660,7 +2660,7 @@
           <w:b w:val="0"/>
           <w:sz w:val="18"/>
         </w:rPr>
-        <w:t>│  │  ├─ routers/               papers.py attempts.py students.py exports.py</w:t>
+        <w:t>│  │  ├─ contracts/             ★ 冻结契约：api.py（ROUTES + 响应模型 + score_of）</w:t>
       </w:r>
     </w:p>
     <w:p>
@@ -2674,7 +2674,7 @@
           <w:b w:val="0"/>
           <w:sz w:val="18"/>
         </w:rPr>
-        <w:t>│  │  ├─ engine/                ★ 纯函数：出题引擎</w:t>
+        <w:t>│  │  ├─ routers/               papers.py attempts.py students.py exports.py</w:t>
       </w:r>
     </w:p>
     <w:p>
@@ -2688,7 +2688,7 @@
           <w:b w:val="0"/>
           <w:sz w:val="18"/>
         </w:rPr>
-        <w:t>│  │  │  ├─ types.py            GenerateConfig / Question 数据类</w:t>
+        <w:t>│  │  ├─ engine/                ★ 纯函数：出题引擎</w:t>
       </w:r>
     </w:p>
     <w:p>
@@ -2702,7 +2702,7 @@
           <w:b w:val="0"/>
           <w:sz w:val="18"/>
         </w:rPr>
-        <w:t>│  │  │  ├─ ranges.py           R1–R7 档位定义</w:t>
+        <w:t>│  │  │  ├─ types.py            GenerateConfig / Question 数据类</w:t>
       </w:r>
     </w:p>
     <w:p>
@@ -2716,7 +2716,7 @@
           <w:b w:val="0"/>
           <w:sz w:val="18"/>
         </w:rPr>
-        <w:t>│  │  │  ├─ builders.py         加减乘除构造器（含约束回溯）</w:t>
+        <w:t>│  │  │  ├─ ranges.py           R1–R7 档位定义</w:t>
       </w:r>
     </w:p>
     <w:p>
@@ -2730,7 +2730,7 @@
           <w:b w:val="0"/>
           <w:sz w:val="18"/>
         </w:rPr>
-        <w:t>│  │  │  ├─ assemble.py         题干 / 答案 / 脱式过程 / 难度 / 考点</w:t>
+        <w:t>│  │  │  ├─ builders.py         加减乘除构造器（含约束回溯）</w:t>
       </w:r>
     </w:p>
     <w:p>
@@ -2744,7 +2744,7 @@
           <w:b w:val="0"/>
           <w:sz w:val="18"/>
         </w:rPr>
-        <w:t>│  │  │  ├─ dedupe.py           规范化签名与去重</w:t>
+        <w:t>│  │  │  ├─ assemble.py         题干 / 答案 / 脱式过程 / 难度 / 考点</w:t>
       </w:r>
     </w:p>
     <w:p>
@@ -2758,7 +2758,7 @@
           <w:b w:val="0"/>
           <w:sz w:val="18"/>
         </w:rPr>
-        <w:t>│  │  │  └─ generate.py         顶层：generate(config, seed) -&gt; list[Question]</w:t>
+        <w:t>│  │  │  ├─ dedupe.py           规范化签名与去重</w:t>
       </w:r>
     </w:p>
     <w:p>
@@ -2772,7 +2772,7 @@
           <w:b w:val="0"/>
           <w:sz w:val="18"/>
         </w:rPr>
-        <w:t>│  │  ├─ grading/grader.py      ★ 纯函数：判分</w:t>
+        <w:t>│  │  │  └─ generate.py         顶层：generate(config, seed) -&gt; list[Question]</w:t>
       </w:r>
     </w:p>
     <w:p>
@@ -2786,7 +2786,7 @@
           <w:b w:val="0"/>
           <w:sz w:val="18"/>
         </w:rPr>
-        <w:t>│  │  ├─ layout/                排版模型：LayoutParams → CSS 变量字典</w:t>
+        <w:t>│  │  ├─ grading/grader.py      ★ 纯函数：判分</w:t>
       </w:r>
     </w:p>
     <w:p>
@@ -2800,7 +2800,7 @@
           <w:b w:val="0"/>
           <w:sz w:val="18"/>
         </w:rPr>
-        <w:t>│  │  ├─ render/                Jinja2 模板：question_sheet.html / answer_sheet.html</w:t>
+        <w:t>│  │  ├─ layout/                排版模型：LayoutParams → CSS 变量字典</w:t>
       </w:r>
     </w:p>
     <w:p>
@@ -2814,7 +2814,21 @@
           <w:b w:val="0"/>
           <w:sz w:val="18"/>
         </w:rPr>
-        <w:t>│  │  └─ export/                pdf.py (Playwright) / docx.py (python-docx)</w:t>
+        <w:t>│  │  ├─ render/                Jinja2 模板：question_sheet.html / answer_sheet.html</w:t>
+      </w:r>
+    </w:p>
+    <w:p>
+      <w:pPr>
+        <w:spacing w:line="240" w:lineRule="auto" w:after="0"/>
+        <w:ind w:left="340"/>
+      </w:pPr>
+      <w:r>
+        <w:rPr>
+          <w:rFonts w:ascii="Consolas" w:hAnsi="Consolas" w:eastAsia="Consolas"/>
+          <w:b w:val="0"/>
+          <w:sz w:val="18"/>
+        </w:rPr>
+        <w:t>│  │  └─ export/                pdf.py (Playwright) / docx.py (python-docx) / attempt_export.py (成绩 CSV·xlsx)</w:t>
       </w:r>
     </w:p>
     <w:p>
@@ -4486,7 +4500,7 @@
           <w:b w:val="0"/>
           <w:sz w:val="18"/>
         </w:rPr>
-        <w:t xml:space="preserve">  published_at  TEXT</w:t>
+        <w:t xml:space="preserve">  published_at  TEXT,</w:t>
       </w:r>
     </w:p>
     <w:p>
@@ -4500,7 +4514,7 @@
           <w:b w:val="0"/>
           <w:sz w:val="18"/>
         </w:rPr>
-        <w:t>);</w:t>
+        <w:t xml:space="preserve">  archived_at   TEXT                   -- D78 卷库收纳：NULL = 未归档；与 status 正交</w:t>
       </w:r>
     </w:p>
     <w:p>
@@ -4514,7 +4528,7 @@
           <w:b w:val="0"/>
           <w:sz w:val="18"/>
         </w:rPr>
-        <w:t xml:space="preserve"> </w:t>
+        <w:t>);</w:t>
       </w:r>
     </w:p>
     <w:p>
@@ -4528,7 +4542,7 @@
           <w:b w:val="0"/>
           <w:sz w:val="18"/>
         </w:rPr>
-        <w:t>-- 卷面题目（快照，不重算）</w:t>
+        <w:t xml:space="preserve"> </w:t>
       </w:r>
     </w:p>
     <w:p>
@@ -4542,7 +4556,7 @@
           <w:b w:val="0"/>
           <w:sz w:val="18"/>
         </w:rPr>
-        <w:t>CREATE TABLE paper_item (</w:t>
+        <w:t>-- 卷面题目（快照，不重算）</w:t>
       </w:r>
     </w:p>
     <w:p>
@@ -4556,7 +4570,7 @@
           <w:b w:val="0"/>
           <w:sz w:val="18"/>
         </w:rPr>
-        <w:t xml:space="preserve">  id          INTEGER PRIMARY KEY,</w:t>
+        <w:t>CREATE TABLE paper_item (</w:t>
       </w:r>
     </w:p>
     <w:p>
@@ -4570,7 +4584,7 @@
           <w:b w:val="0"/>
           <w:sz w:val="18"/>
         </w:rPr>
-        <w:t xml:space="preserve">  paper_id    INTEGER NOT NULL REFERENCES paper(id) ON DELETE CASCADE,</w:t>
+        <w:t xml:space="preserve">  id          INTEGER PRIMARY KEY,</w:t>
       </w:r>
     </w:p>
     <w:p>
@@ -4584,7 +4598,7 @@
           <w:b w:val="0"/>
           <w:sz w:val="18"/>
         </w:rPr>
-        <w:t xml:space="preserve">  seq         INTEGER NOT NULL,        -- 卷面题号，删除后前移</w:t>
+        <w:t xml:space="preserve">  paper_id    INTEGER NOT NULL REFERENCES paper(id) ON DELETE CASCADE,</w:t>
       </w:r>
     </w:p>
     <w:p>
@@ -4598,7 +4612,7 @@
           <w:b w:val="0"/>
           <w:sz w:val="18"/>
         </w:rPr>
-        <w:t xml:space="preserve">  payload     TEXT NOT NULL,           -- Question 的 JSON 快照</w:t>
+        <w:t xml:space="preserve">  seq         INTEGER NOT NULL,        -- 卷面题号，删除后前移</w:t>
       </w:r>
     </w:p>
     <w:p>
@@ -4612,7 +4626,7 @@
           <w:b w:val="0"/>
           <w:sz w:val="18"/>
         </w:rPr>
-        <w:t xml:space="preserve">  origin      TEXT NOT NULL,           -- generated | regenerated | ...</w:t>
+        <w:t xml:space="preserve">  payload     TEXT NOT NULL,           -- Question 的 JSON 快照</w:t>
       </w:r>
     </w:p>
     <w:p>
@@ -4626,7 +4640,7 @@
           <w:b w:val="0"/>
           <w:sz w:val="18"/>
         </w:rPr>
-        <w:t xml:space="preserve">  UNIQUE(paper_id, seq)</w:t>
+        <w:t xml:space="preserve">  origin      TEXT NOT NULL,           -- generated | regenerated | ...</w:t>
       </w:r>
     </w:p>
     <w:p>
@@ -4640,7 +4654,7 @@
           <w:b w:val="0"/>
           <w:sz w:val="18"/>
         </w:rPr>
-        <w:t>);</w:t>
+        <w:t xml:space="preserve">  UNIQUE(paper_id, seq)</w:t>
       </w:r>
     </w:p>
     <w:p>
@@ -4654,7 +4668,7 @@
           <w:b w:val="0"/>
           <w:sz w:val="18"/>
         </w:rPr>
-        <w:t xml:space="preserve"> </w:t>
+        <w:t>);</w:t>
       </w:r>
     </w:p>
     <w:p>
@@ -4668,7 +4682,7 @@
           <w:b w:val="0"/>
           <w:sz w:val="18"/>
         </w:rPr>
-        <w:t>-- 编辑日志（审计与排错）</w:t>
+        <w:t xml:space="preserve"> </w:t>
       </w:r>
     </w:p>
     <w:p>
@@ -4682,7 +4696,7 @@
           <w:b w:val="0"/>
           <w:sz w:val="18"/>
         </w:rPr>
-        <w:t>CREATE TABLE edit_log (</w:t>
+        <w:t>-- 编辑日志（审计与排错）</w:t>
       </w:r>
     </w:p>
     <w:p>
@@ -4696,7 +4710,7 @@
           <w:b w:val="0"/>
           <w:sz w:val="18"/>
         </w:rPr>
-        <w:t xml:space="preserve">  id         INTEGER PRIMARY KEY,</w:t>
+        <w:t>CREATE TABLE edit_log (</w:t>
       </w:r>
     </w:p>
     <w:p>
@@ -4710,7 +4724,7 @@
           <w:b w:val="0"/>
           <w:sz w:val="18"/>
         </w:rPr>
-        <w:t xml:space="preserve">  paper_id   INTEGER NOT NULL REFERENCES paper(id),</w:t>
+        <w:t xml:space="preserve">  id         INTEGER PRIMARY KEY,</w:t>
       </w:r>
     </w:p>
     <w:p>
@@ -4724,7 +4738,7 @@
           <w:b w:val="0"/>
           <w:sz w:val="18"/>
         </w:rPr>
-        <w:t xml:space="preserve">  action     TEXT NOT NULL,            -- delete | regenerate</w:t>
+        <w:t xml:space="preserve">  paper_id   INTEGER NOT NULL REFERENCES paper(id),</w:t>
       </w:r>
     </w:p>
     <w:p>
@@ -4738,7 +4752,7 @@
           <w:b w:val="0"/>
           <w:sz w:val="18"/>
         </w:rPr>
-        <w:t xml:space="preserve">  seq        INTEGER,</w:t>
+        <w:t xml:space="preserve">  action     TEXT NOT NULL,            -- delete | regenerate</w:t>
       </w:r>
     </w:p>
     <w:p>
@@ -4752,7 +4766,7 @@
           <w:b w:val="0"/>
           <w:sz w:val="18"/>
         </w:rPr>
-        <w:t xml:space="preserve">  at         TEXT NOT NULL</w:t>
+        <w:t xml:space="preserve">  seq        INTEGER,</w:t>
       </w:r>
     </w:p>
     <w:p>
@@ -4766,7 +4780,7 @@
           <w:b w:val="0"/>
           <w:sz w:val="18"/>
         </w:rPr>
-        <w:t>);</w:t>
+        <w:t xml:space="preserve">  at         TEXT NOT NULL</w:t>
       </w:r>
     </w:p>
     <w:p>
@@ -4780,7 +4794,7 @@
           <w:b w:val="0"/>
           <w:sz w:val="18"/>
         </w:rPr>
-        <w:t xml:space="preserve"> </w:t>
+        <w:t>);</w:t>
       </w:r>
     </w:p>
     <w:p>
@@ -4794,7 +4808,7 @@
           <w:b w:val="0"/>
           <w:sz w:val="18"/>
         </w:rPr>
-        <w:t>-- 学生（姓名 + 学号，D35 修订 D12）</w:t>
+        <w:t xml:space="preserve"> </w:t>
       </w:r>
     </w:p>
     <w:p>
@@ -4808,7 +4822,7 @@
           <w:b w:val="0"/>
           <w:sz w:val="18"/>
         </w:rPr>
-        <w:t>CREATE TABLE student (</w:t>
+        <w:t>-- 学生（姓名 + 学号，D35 修订 D12）</w:t>
       </w:r>
     </w:p>
     <w:p>
@@ -4822,7 +4836,7 @@
           <w:b w:val="0"/>
           <w:sz w:val="18"/>
         </w:rPr>
-        <w:t xml:space="preserve">  id         INTEGER PRIMARY KEY,</w:t>
+        <w:t>CREATE TABLE student (</w:t>
       </w:r>
     </w:p>
     <w:p>
@@ -4836,7 +4850,7 @@
           <w:b w:val="0"/>
           <w:sz w:val="18"/>
         </w:rPr>
-        <w:t xml:space="preserve">  name       TEXT NOT NULL,</w:t>
+        <w:t xml:space="preserve">  id         INTEGER PRIMARY KEY,</w:t>
       </w:r>
     </w:p>
     <w:p>
@@ -4850,7 +4864,7 @@
           <w:b w:val="0"/>
           <w:sz w:val="18"/>
         </w:rPr>
-        <w:t xml:space="preserve">  student_no TEXT NOT NULL,            -- 学号，必填（D41）；仅用于区分同名</w:t>
+        <w:t xml:space="preserve">  name       TEXT NOT NULL,</w:t>
       </w:r>
     </w:p>
     <w:p>
@@ -4864,7 +4878,7 @@
           <w:b w:val="0"/>
           <w:sz w:val="18"/>
         </w:rPr>
-        <w:t xml:space="preserve">  created_at TEXT NOT NULL,</w:t>
+        <w:t xml:space="preserve">  student_no TEXT NOT NULL,            -- 学号，必填（D41）；仅用于区分同名</w:t>
       </w:r>
     </w:p>
     <w:p>
@@ -4878,7 +4892,7 @@
           <w:b w:val="0"/>
           <w:sz w:val="18"/>
         </w:rPr>
-        <w:t xml:space="preserve">  UNIQUE(name, student_no)             -- 同名靠学号区分</w:t>
+        <w:t xml:space="preserve">  created_at TEXT NOT NULL,</w:t>
       </w:r>
     </w:p>
     <w:p>
@@ -4892,7 +4906,7 @@
           <w:b w:val="0"/>
           <w:sz w:val="18"/>
         </w:rPr>
-        <w:t>);</w:t>
+        <w:t xml:space="preserve">  UNIQUE(name, student_no)             -- 同名靠学号区分</w:t>
       </w:r>
     </w:p>
     <w:p>
@@ -4906,7 +4920,7 @@
           <w:b w:val="0"/>
           <w:sz w:val="18"/>
         </w:rPr>
-        <w:t xml:space="preserve"> </w:t>
+        <w:t>);</w:t>
       </w:r>
     </w:p>
     <w:p>
@@ -4920,7 +4934,7 @@
           <w:b w:val="0"/>
           <w:sz w:val="18"/>
         </w:rPr>
-        <w:t>-- 一次练习</w:t>
+        <w:t xml:space="preserve"> </w:t>
       </w:r>
     </w:p>
     <w:p>
@@ -4934,7 +4948,7 @@
           <w:b w:val="0"/>
           <w:sz w:val="18"/>
         </w:rPr>
-        <w:t>CREATE TABLE attempt (</w:t>
+        <w:t>-- 一次练习</w:t>
       </w:r>
     </w:p>
     <w:p>
@@ -4948,7 +4962,7 @@
           <w:b w:val="0"/>
           <w:sz w:val="18"/>
         </w:rPr>
-        <w:t xml:space="preserve">  id            INTEGER PRIMARY KEY,</w:t>
+        <w:t>CREATE TABLE attempt (</w:t>
       </w:r>
     </w:p>
     <w:p>
@@ -4962,7 +4976,7 @@
           <w:b w:val="0"/>
           <w:sz w:val="18"/>
         </w:rPr>
-        <w:t xml:space="preserve">  student_id    INTEGER NOT NULL REFERENCES student(id),</w:t>
+        <w:t xml:space="preserve">  id            INTEGER PRIMARY KEY,</w:t>
       </w:r>
     </w:p>
     <w:p>
@@ -4976,7 +4990,7 @@
           <w:b w:val="0"/>
           <w:sz w:val="18"/>
         </w:rPr>
-        <w:t xml:space="preserve">  paper_id      INTEGER REFERENCES paper(id),   -- NULL = 自主练习</w:t>
+        <w:t xml:space="preserve">  student_id    INTEGER NOT NULL REFERENCES student(id),</w:t>
       </w:r>
     </w:p>
     <w:p>
@@ -4990,7 +5004,7 @@
           <w:b w:val="0"/>
           <w:sz w:val="18"/>
         </w:rPr>
-        <w:t xml:space="preserve">  config_json   TEXT,                           -- 自主练习的配置快照</w:t>
+        <w:t xml:space="preserve">  attempt_uuid  TEXT,                           -- D76 幂等键（模型层可空，API 层必填）</w:t>
       </w:r>
     </w:p>
     <w:p>
@@ -5004,7 +5018,7 @@
           <w:b w:val="0"/>
           <w:sz w:val="18"/>
         </w:rPr>
-        <w:t xml:space="preserve">  total         INTEGER NOT NULL,</w:t>
+        <w:t xml:space="preserve">  paper_id      INTEGER REFERENCES paper(id),   -- NULL = 自主练习</w:t>
       </w:r>
     </w:p>
     <w:p>
@@ -5018,7 +5032,7 @@
           <w:b w:val="0"/>
           <w:sz w:val="18"/>
         </w:rPr>
-        <w:t xml:space="preserve">  correct       INTEGER NOT NULL,</w:t>
+        <w:t xml:space="preserve">  config_json   TEXT,                           -- 自主练习的配置快照</w:t>
       </w:r>
     </w:p>
     <w:p>
@@ -5032,7 +5046,7 @@
           <w:b w:val="0"/>
           <w:sz w:val="18"/>
         </w:rPr>
-        <w:t xml:space="preserve">  duration_ms   INTEGER NOT NULL,               -- FR-S6 用时</w:t>
+        <w:t xml:space="preserve">  total         INTEGER NOT NULL,</w:t>
       </w:r>
     </w:p>
     <w:p>
@@ -5046,7 +5060,7 @@
           <w:b w:val="0"/>
           <w:sz w:val="18"/>
         </w:rPr>
-        <w:t xml:space="preserve">  submitted_at  TEXT NOT NULL</w:t>
+        <w:t xml:space="preserve">  correct       INTEGER NOT NULL,</w:t>
       </w:r>
     </w:p>
     <w:p>
@@ -5060,7 +5074,7 @@
           <w:b w:val="0"/>
           <w:sz w:val="18"/>
         </w:rPr>
-        <w:t>);</w:t>
+        <w:t xml:space="preserve">  duration_ms   INTEGER NOT NULL,               -- FR-S6 用时</w:t>
       </w:r>
     </w:p>
     <w:p>
@@ -5074,7 +5088,7 @@
           <w:b w:val="0"/>
           <w:sz w:val="18"/>
         </w:rPr>
-        <w:t xml:space="preserve"> </w:t>
+        <w:t xml:space="preserve">  submitted_at  TEXT NOT NULL,</w:t>
       </w:r>
     </w:p>
     <w:p>
@@ -5088,7 +5102,7 @@
           <w:b w:val="0"/>
           <w:sz w:val="18"/>
         </w:rPr>
-        <w:t>-- 逐题作答（FR-T12 / FR-S8）</w:t>
+        <w:t xml:space="preserve">  UNIQUE(student_id, attempt_uuid)              -- D76：按学生去重，防越权读到别人的成绩</w:t>
       </w:r>
     </w:p>
     <w:p>
@@ -5102,7 +5116,7 @@
           <w:b w:val="0"/>
           <w:sz w:val="18"/>
         </w:rPr>
-        <w:t>CREATE TABLE attempt_item (</w:t>
+        <w:t>);</w:t>
       </w:r>
     </w:p>
     <w:p>
@@ -5116,7 +5130,7 @@
           <w:b w:val="0"/>
           <w:sz w:val="18"/>
         </w:rPr>
-        <w:t xml:space="preserve">  id             INTEGER PRIMARY KEY,</w:t>
+        <w:t xml:space="preserve"> </w:t>
       </w:r>
     </w:p>
     <w:p>
@@ -5130,7 +5144,7 @@
           <w:b w:val="0"/>
           <w:sz w:val="18"/>
         </w:rPr>
-        <w:t xml:space="preserve">  attempt_id     INTEGER NOT NULL REFERENCES attempt(id) ON DELETE CASCADE,</w:t>
+        <w:t>-- 逐题作答（FR-T12 / FR-S8）</w:t>
       </w:r>
     </w:p>
     <w:p>
@@ -5144,7 +5158,7 @@
           <w:b w:val="0"/>
           <w:sz w:val="18"/>
         </w:rPr>
-        <w:t xml:space="preserve">  seq            INTEGER NOT NULL,</w:t>
+        <w:t>CREATE TABLE attempt_item (</w:t>
       </w:r>
     </w:p>
     <w:p>
@@ -5158,7 +5172,7 @@
           <w:b w:val="0"/>
           <w:sz w:val="18"/>
         </w:rPr>
-        <w:t xml:space="preserve">  payload        TEXT NOT NULL,        -- 题目快照（含正确答案与过程）</w:t>
+        <w:t xml:space="preserve">  id             INTEGER PRIMARY KEY,</w:t>
       </w:r>
     </w:p>
     <w:p>
@@ -5172,7 +5186,7 @@
           <w:b w:val="0"/>
           <w:sz w:val="18"/>
         </w:rPr>
-        <w:t xml:space="preserve">  student_answer TEXT,</w:t>
+        <w:t xml:space="preserve">  attempt_id     INTEGER NOT NULL REFERENCES attempt(id) ON DELETE CASCADE,</w:t>
       </w:r>
     </w:p>
     <w:p>
@@ -5186,7 +5200,7 @@
           <w:b w:val="0"/>
           <w:sz w:val="18"/>
         </w:rPr>
-        <w:t xml:space="preserve">  is_correct     INTEGER NOT NULL,</w:t>
+        <w:t xml:space="preserve">  seq            INTEGER NOT NULL,</w:t>
       </w:r>
     </w:p>
     <w:p>
@@ -5200,7 +5214,7 @@
           <w:b w:val="0"/>
           <w:sz w:val="18"/>
         </w:rPr>
-        <w:t xml:space="preserve">  UNIQUE(attempt_id, seq)</w:t>
+        <w:t xml:space="preserve">  payload        TEXT NOT NULL,        -- 题目快照（含正确答案与过程）</w:t>
       </w:r>
     </w:p>
     <w:p>
@@ -5214,7 +5228,7 @@
           <w:b w:val="0"/>
           <w:sz w:val="18"/>
         </w:rPr>
-        <w:t>);</w:t>
+        <w:t xml:space="preserve">  student_answer TEXT,</w:t>
       </w:r>
     </w:p>
     <w:p>
@@ -5228,7 +5242,7 @@
           <w:b w:val="0"/>
           <w:sz w:val="18"/>
         </w:rPr>
-        <w:t xml:space="preserve"> </w:t>
+        <w:t xml:space="preserve">  is_correct     INTEGER NOT NULL,</w:t>
       </w:r>
     </w:p>
     <w:p>
@@ -5242,7 +5256,7 @@
           <w:b w:val="0"/>
           <w:sz w:val="18"/>
         </w:rPr>
-        <w:t>CREATE INDEX idx_attempt_paper   ON attempt(paper_id);</w:t>
+        <w:t xml:space="preserve">  UNIQUE(attempt_id, seq)</w:t>
       </w:r>
     </w:p>
     <w:p>
@@ -5256,7 +5270,77 @@
           <w:b w:val="0"/>
           <w:sz w:val="18"/>
         </w:rPr>
+        <w:t>);</w:t>
+      </w:r>
+    </w:p>
+    <w:p>
+      <w:pPr>
+        <w:spacing w:line="240" w:lineRule="auto" w:after="0"/>
+        <w:ind w:left="340"/>
+      </w:pPr>
+      <w:r>
+        <w:rPr>
+          <w:rFonts w:ascii="Consolas" w:hAnsi="Consolas" w:eastAsia="Consolas"/>
+          <w:b w:val="0"/>
+          <w:sz w:val="18"/>
+        </w:rPr>
+        <w:t xml:space="preserve"> </w:t>
+      </w:r>
+    </w:p>
+    <w:p>
+      <w:pPr>
+        <w:spacing w:line="240" w:lineRule="auto" w:after="0"/>
+        <w:ind w:left="340"/>
+      </w:pPr>
+      <w:r>
+        <w:rPr>
+          <w:rFonts w:ascii="Consolas" w:hAnsi="Consolas" w:eastAsia="Consolas"/>
+          <w:b w:val="0"/>
+          <w:sz w:val="18"/>
+        </w:rPr>
+        <w:t>CREATE INDEX idx_attempt_paper   ON attempt(paper_id);</w:t>
+      </w:r>
+    </w:p>
+    <w:p>
+      <w:pPr>
+        <w:spacing w:line="240" w:lineRule="auto" w:after="0"/>
+        <w:ind w:left="340"/>
+      </w:pPr>
+      <w:r>
+        <w:rPr>
+          <w:rFonts w:ascii="Consolas" w:hAnsi="Consolas" w:eastAsia="Consolas"/>
+          <w:b w:val="0"/>
+          <w:sz w:val="18"/>
+        </w:rPr>
         <w:t>CREATE INDEX idx_attempt_student ON attempt(student_id);</w:t>
+      </w:r>
+    </w:p>
+    <w:p>
+      <w:pPr>
+        <w:spacing w:line="240" w:lineRule="auto" w:after="0"/>
+        <w:ind w:left="340"/>
+      </w:pPr>
+      <w:r>
+        <w:rPr>
+          <w:rFonts w:ascii="Consolas" w:hAnsi="Consolas" w:eastAsia="Consolas"/>
+          <w:b w:val="0"/>
+          <w:sz w:val="18"/>
+        </w:rPr>
+        <w:t>CREATE INDEX idx_paper_status    ON paper(status);</w:t>
+      </w:r>
+    </w:p>
+    <w:p>
+      <w:pPr>
+        <w:spacing w:line="240" w:lineRule="auto" w:after="0"/>
+        <w:ind w:left="340"/>
+      </w:pPr>
+      <w:r>
+        <w:rPr>
+          <w:rFonts w:ascii="Consolas" w:hAnsi="Consolas" w:eastAsia="Consolas"/>
+          <w:b w:val="0"/>
+          <w:sz w:val="18"/>
+        </w:rPr>
+        <w:t>CREATE INDEX idx_edit_log_paper  ON edit_log(paper_id);</w:t>
       </w:r>
     </w:p>
     <w:p>
@@ -7191,11 +7275,11 @@
             </w:pPr>
             <w:r>
               <w:rPr>
-                <w:rFonts w:ascii="Times New Roman" w:hAnsi="Times New Roman" w:eastAsia="宋体"/>
-                <w:b w:val="0"/>
-                <w:sz w:val="21"/>
-              </w:rPr>
-              <w:t>`/api/papers/{id}/sheet?mode=question\</w:t>
+                <w:rFonts w:ascii="Consolas" w:hAnsi="Consolas" w:eastAsia="Consolas"/>
+                <w:b w:val="0"/>
+                <w:sz w:val="19"/>
+              </w:rPr>
+              <w:t>/api/papers/{id}/sheet?mode=question|answer</w:t>
             </w:r>
           </w:p>
         </w:tc>
@@ -7213,7 +7297,7 @@
                 <w:b w:val="0"/>
                 <w:sz w:val="21"/>
               </w:rPr>
-              <w:t>answer`</w:t>
+              <w:t>卷面 HTML（预览与打印共用）</w:t>
             </w:r>
           </w:p>
         </w:tc>
@@ -7231,7 +7315,7 @@
                 <w:b w:val="0"/>
                 <w:sz w:val="21"/>
               </w:rPr>
-              <w:t>卷面 HTML（预览与打印共用）</w:t>
+              <w:t>FR-T5/T6/T9</w:t>
             </w:r>
           </w:p>
         </w:tc>
@@ -7265,11 +7349,11 @@
             </w:pPr>
             <w:r>
               <w:rPr>
-                <w:rFonts w:ascii="Times New Roman" w:hAnsi="Times New Roman" w:eastAsia="宋体"/>
-                <w:b w:val="0"/>
-                <w:sz w:val="21"/>
-              </w:rPr>
-              <w:t>`/api/papers/{id}/export?format=pdf\</w:t>
+                <w:rFonts w:ascii="Consolas" w:hAnsi="Consolas" w:eastAsia="Consolas"/>
+                <w:b w:val="0"/>
+                <w:sz w:val="19"/>
+              </w:rPr>
+              <w:t>/api/papers/{id}/export?format=pdf|docx&amp;mode=...</w:t>
             </w:r>
           </w:p>
         </w:tc>
@@ -7287,7 +7371,7 @@
                 <w:b w:val="0"/>
                 <w:sz w:val="21"/>
               </w:rPr>
-              <w:t>docx&amp;mode=...`</w:t>
+              <w:t>导出文件</w:t>
             </w:r>
           </w:p>
         </w:tc>
@@ -7305,7 +7389,7 @@
                 <w:b w:val="0"/>
                 <w:sz w:val="21"/>
               </w:rPr>
-              <w:t>导出文件</w:t>
+              <w:t>FR-T7/T8</w:t>
             </w:r>
           </w:p>
         </w:tc>
@@ -7419,6 +7503,46 @@
               </w:rPr>
               <w:t>/api/papers/{id}/attempts</w:t>
             </w:r>
+            <w:r>
+              <w:rPr>
+                <w:rFonts w:ascii="Times New Roman" w:hAnsi="Times New Roman" w:eastAsia="宋体"/>
+                <w:b w:val="0"/>
+                <w:sz w:val="21"/>
+              </w:rPr>
+              <w:t xml:space="preserve"> （</w:t>
+            </w:r>
+            <w:r>
+              <w:rPr>
+                <w:rFonts w:ascii="Times New Roman" w:hAnsi="Times New Roman" w:eastAsia="宋体"/>
+                <w:b/>
+                <w:sz w:val="21"/>
+              </w:rPr>
+              <w:t>M5 已改为</w:t>
+            </w:r>
+            <w:r>
+              <w:rPr>
+                <w:rFonts w:ascii="Times New Roman" w:hAnsi="Times New Roman" w:eastAsia="宋体"/>
+                <w:b w:val="0"/>
+                <w:sz w:val="21"/>
+              </w:rPr>
+              <w:t xml:space="preserve"> </w:t>
+            </w:r>
+            <w:r>
+              <w:rPr>
+                <w:rFonts w:ascii="Consolas" w:hAnsi="Consolas" w:eastAsia="Consolas"/>
+                <w:b w:val="0"/>
+                <w:sz w:val="19"/>
+              </w:rPr>
+              <w:t>GET /api/attempts?paper_id={id}</w:t>
+            </w:r>
+            <w:r>
+              <w:rPr>
+                <w:rFonts w:ascii="Times New Roman" w:hAnsi="Times New Roman" w:eastAsia="宋体"/>
+                <w:b w:val="0"/>
+                <w:sz w:val="21"/>
+              </w:rPr>
+              <w:t>）</w:t>
+            </w:r>
           </w:p>
         </w:tc>
         <w:tc>
@@ -7491,7 +7615,7 @@
                 <w:b w:val="0"/>
                 <w:sz w:val="19"/>
               </w:rPr>
-              <w:t>/api/attempts/{id}</w:t>
+              <w:t>/api/attempts</w:t>
             </w:r>
           </w:p>
         </w:tc>
@@ -7509,7 +7633,39 @@
                 <w:b w:val="0"/>
                 <w:sz w:val="21"/>
               </w:rPr>
-              <w:t>逐题对错明细</w:t>
+              <w:t>成绩列表（分页；</w:t>
+            </w:r>
+            <w:r>
+              <w:rPr>
+                <w:rFonts w:ascii="Consolas" w:hAnsi="Consolas" w:eastAsia="Consolas"/>
+                <w:b w:val="0"/>
+                <w:sz w:val="19"/>
+              </w:rPr>
+              <w:t>paper_id</w:t>
+            </w:r>
+            <w:r>
+              <w:rPr>
+                <w:rFonts w:ascii="Times New Roman" w:hAnsi="Times New Roman" w:eastAsia="宋体"/>
+                <w:b w:val="0"/>
+                <w:sz w:val="21"/>
+              </w:rPr>
+              <w:t xml:space="preserve"> 收窄到某套卷，</w:t>
+            </w:r>
+            <w:r>
+              <w:rPr>
+                <w:rFonts w:ascii="Consolas" w:hAnsi="Consolas" w:eastAsia="Consolas"/>
+                <w:b w:val="0"/>
+                <w:sz w:val="19"/>
+              </w:rPr>
+              <w:t>q</w:t>
+            </w:r>
+            <w:r>
+              <w:rPr>
+                <w:rFonts w:ascii="Times New Roman" w:hAnsi="Times New Roman" w:eastAsia="宋体"/>
+                <w:b w:val="0"/>
+                <w:sz w:val="21"/>
+              </w:rPr>
+              <w:t xml:space="preserve"> 按姓名/学号模糊）</w:t>
             </w:r>
           </w:p>
         </w:tc>
@@ -7527,7 +7683,7 @@
                 <w:b w:val="0"/>
                 <w:sz w:val="21"/>
               </w:rPr>
-              <w:t>FR-T12</w:t>
+              <w:t>FR-T11</w:t>
             </w:r>
           </w:p>
         </w:tc>
@@ -7565,7 +7721,7 @@
                 <w:b w:val="0"/>
                 <w:sz w:val="19"/>
               </w:rPr>
-              <w:t>/api/papers/{id}/attempts.csv</w:t>
+              <w:t>/api/attempts/{attempt_id}</w:t>
             </w:r>
           </w:p>
         </w:tc>
@@ -7583,7 +7739,97 @@
                 <w:b w:val="0"/>
                 <w:sz w:val="21"/>
               </w:rPr>
-              <w:t>成绩导出</w:t>
+              <w:t>逐题对错明细</w:t>
+            </w:r>
+          </w:p>
+        </w:tc>
+        <w:tc>
+          <w:tcPr>
+            <w:tcW w:type="dxa" w:w="2197"/>
+          </w:tcPr>
+          <w:p>
+            <w:pPr>
+              <w:spacing w:line="276" w:lineRule="auto"/>
+            </w:pPr>
+            <w:r>
+              <w:rPr>
+                <w:rFonts w:ascii="Times New Roman" w:hAnsi="Times New Roman" w:eastAsia="宋体"/>
+                <w:b w:val="0"/>
+                <w:sz w:val="21"/>
+              </w:rPr>
+              <w:t>FR-T12</w:t>
+            </w:r>
+          </w:p>
+        </w:tc>
+      </w:tr>
+      <w:tr>
+        <w:tc>
+          <w:tcPr>
+            <w:tcW w:type="dxa" w:w="2197"/>
+          </w:tcPr>
+          <w:p>
+            <w:pPr>
+              <w:spacing w:line="276" w:lineRule="auto"/>
+            </w:pPr>
+            <w:r>
+              <w:rPr>
+                <w:rFonts w:ascii="Times New Roman" w:hAnsi="Times New Roman" w:eastAsia="宋体"/>
+                <w:b w:val="0"/>
+                <w:sz w:val="21"/>
+              </w:rPr>
+              <w:t>GET</w:t>
+            </w:r>
+          </w:p>
+        </w:tc>
+        <w:tc>
+          <w:tcPr>
+            <w:tcW w:type="dxa" w:w="2197"/>
+          </w:tcPr>
+          <w:p>
+            <w:pPr>
+              <w:spacing w:line="276" w:lineRule="auto"/>
+            </w:pPr>
+            <w:r>
+              <w:rPr>
+                <w:rFonts w:ascii="Consolas" w:hAnsi="Consolas" w:eastAsia="Consolas"/>
+                <w:b w:val="0"/>
+                <w:sz w:val="19"/>
+              </w:rPr>
+              <w:t>/api/attempts/export?format=csv|xlsx</w:t>
+            </w:r>
+          </w:p>
+        </w:tc>
+        <w:tc>
+          <w:tcPr>
+            <w:tcW w:type="dxa" w:w="2197"/>
+          </w:tcPr>
+          <w:p>
+            <w:pPr>
+              <w:spacing w:line="276" w:lineRule="auto"/>
+            </w:pPr>
+            <w:r>
+              <w:rPr>
+                <w:rFonts w:ascii="Times New Roman" w:hAnsi="Times New Roman" w:eastAsia="宋体"/>
+                <w:b w:val="0"/>
+                <w:sz w:val="21"/>
+              </w:rPr>
+              <w:t>成绩导出（</w:t>
+            </w:r>
+            <w:r>
+              <w:rPr>
+                <w:rFonts w:ascii="Times New Roman" w:hAnsi="Times New Roman" w:eastAsia="宋体"/>
+                <w:b/>
+                <w:sz w:val="21"/>
+              </w:rPr>
+              <w:t>当前筛选下的全部记录，不分页</w:t>
+            </w:r>
+            <w:r>
+              <w:rPr>
+                <w:rFonts w:ascii="Times New Roman" w:hAnsi="Times New Roman" w:eastAsia="宋体"/>
+                <w:b w:val="0"/>
+                <w:sz w:val="21"/>
+              </w:rPr>
+              <w:t>）</w:t>
             </w:r>
           </w:p>
         </w:tc>
@@ -7611,6 +7857,236 @@
       <w:pPr>
         <w:spacing w:after="40"/>
       </w:pPr>
+    </w:p>
+    <w:p>
+      <w:pPr>
+        <w:spacing w:after="120"/>
+        <w:ind w:left="454"/>
+      </w:pPr>
+      <w:r>
+        <w:rPr>
+          <w:rFonts w:ascii="Times New Roman" w:hAnsi="Times New Roman" w:eastAsia="宋体"/>
+          <w:b/>
+          <w:sz w:val="21"/>
+        </w:rPr>
+        <w:t>M5 订正（2026-10-16）</w:t>
+      </w:r>
+      <w:r>
+        <w:rPr>
+          <w:rFonts w:ascii="Times New Roman" w:hAnsi="Times New Roman" w:eastAsia="宋体"/>
+          <w:b w:val="0"/>
+          <w:sz w:val="21"/>
+        </w:rPr>
+        <w:t xml:space="preserve">：上表原有的 </w:t>
+      </w:r>
+      <w:r>
+        <w:rPr>
+          <w:rFonts w:ascii="Consolas" w:hAnsi="Consolas" w:eastAsia="Consolas"/>
+          <w:b w:val="0"/>
+          <w:sz w:val="19"/>
+        </w:rPr>
+        <w:t>/api/papers/{id}/attempts</w:t>
+      </w:r>
+      <w:r>
+        <w:rPr>
+          <w:rFonts w:ascii="Times New Roman" w:hAnsi="Times New Roman" w:eastAsia="宋体"/>
+          <w:b w:val="0"/>
+          <w:sz w:val="21"/>
+        </w:rPr>
+        <w:t xml:space="preserve"> 与 </w:t>
+      </w:r>
+      <w:r>
+        <w:rPr>
+          <w:rFonts w:ascii="Consolas" w:hAnsi="Consolas" w:eastAsia="Consolas"/>
+          <w:b w:val="0"/>
+          <w:sz w:val="19"/>
+        </w:rPr>
+        <w:t>/api/papers/{id}/attempts.csv</w:t>
+      </w:r>
+      <w:r>
+        <w:rPr>
+          <w:rFonts w:ascii="Times New Roman" w:hAnsi="Times New Roman" w:eastAsia="宋体"/>
+          <w:b w:val="0"/>
+          <w:sz w:val="21"/>
+        </w:rPr>
+        <w:t xml:space="preserve"> 是</w:t>
+      </w:r>
+      <w:r>
+        <w:rPr>
+          <w:rFonts w:ascii="Times New Roman" w:hAnsi="Times New Roman" w:eastAsia="宋体"/>
+          <w:b/>
+          <w:sz w:val="21"/>
+        </w:rPr>
+        <w:t>设计阶段</w:t>
+      </w:r>
+      <w:r>
+        <w:rPr>
+          <w:rFonts w:ascii="Times New Roman" w:hAnsi="Times New Roman" w:eastAsia="宋体"/>
+          <w:b w:val="0"/>
+          <w:sz w:val="21"/>
+        </w:rPr>
+        <w:t xml:space="preserve">的 草案，实现时统一收进 </w:t>
+      </w:r>
+      <w:r>
+        <w:rPr>
+          <w:rFonts w:ascii="Consolas" w:hAnsi="Consolas" w:eastAsia="Consolas"/>
+          <w:b w:val="0"/>
+          <w:sz w:val="19"/>
+        </w:rPr>
+        <w:t>/api/attempts*</w:t>
+      </w:r>
+      <w:r>
+        <w:rPr>
+          <w:rFonts w:ascii="Times New Roman" w:hAnsi="Times New Roman" w:eastAsia="宋体"/>
+          <w:b w:val="0"/>
+          <w:sz w:val="21"/>
+        </w:rPr>
+        <w:t xml:space="preserve"> 一族（成绩是 </w:t>
+      </w:r>
+      <w:r>
+        <w:rPr>
+          <w:rFonts w:ascii="Consolas" w:hAnsi="Consolas" w:eastAsia="Consolas"/>
+          <w:b w:val="0"/>
+          <w:sz w:val="19"/>
+        </w:rPr>
+        <w:t>attempt</w:t>
+      </w:r>
+      <w:r>
+        <w:rPr>
+          <w:rFonts w:ascii="Times New Roman" w:hAnsi="Times New Roman" w:eastAsia="宋体"/>
+          <w:b w:val="0"/>
+          <w:sz w:val="21"/>
+        </w:rPr>
+        <w:t xml:space="preserve"> 的资源，不是 </w:t>
+      </w:r>
+      <w:r>
+        <w:rPr>
+          <w:rFonts w:ascii="Consolas" w:hAnsi="Consolas" w:eastAsia="Consolas"/>
+          <w:b w:val="0"/>
+          <w:sz w:val="19"/>
+        </w:rPr>
+        <w:t>paper</w:t>
+      </w:r>
+      <w:r>
+        <w:rPr>
+          <w:rFonts w:ascii="Times New Roman" w:hAnsi="Times New Roman" w:eastAsia="宋体"/>
+          <w:b w:val="0"/>
+          <w:sz w:val="21"/>
+        </w:rPr>
+        <w:t xml:space="preserve"> 的子资源；「按卷看」用 </w:t>
+      </w:r>
+      <w:r>
+        <w:rPr>
+          <w:rFonts w:ascii="Consolas" w:hAnsi="Consolas" w:eastAsia="Consolas"/>
+          <w:b w:val="0"/>
+          <w:sz w:val="19"/>
+        </w:rPr>
+        <w:t>paper_id</w:t>
+      </w:r>
+      <w:r>
+        <w:rPr>
+          <w:rFonts w:ascii="Times New Roman" w:hAnsi="Times New Roman" w:eastAsia="宋体"/>
+          <w:b w:val="0"/>
+          <w:sz w:val="21"/>
+        </w:rPr>
+        <w:t xml:space="preserve"> 查询参数表达）。</w:t>
+      </w:r>
+      <w:r>
+        <w:rPr>
+          <w:rFonts w:ascii="Times New Roman" w:hAnsi="Times New Roman" w:eastAsia="宋体"/>
+          <w:b/>
+          <w:sz w:val="21"/>
+        </w:rPr>
+        <w:t xml:space="preserve">冻结契约是 </w:t>
+      </w:r>
+      <w:r>
+        <w:rPr>
+          <w:rFonts w:ascii="Consolas" w:hAnsi="Consolas" w:eastAsia="Consolas"/>
+          <w:b/>
+          <w:sz w:val="19"/>
+        </w:rPr>
+        <w:t>docs/04</w:t>
+      </w:r>
+      <w:r>
+        <w:rPr>
+          <w:rFonts w:ascii="Times New Roman" w:hAnsi="Times New Roman" w:eastAsia="宋体"/>
+          <w:b/>
+          <w:sz w:val="21"/>
+        </w:rPr>
+        <w:t xml:space="preserve"> §5.5，以它为准</w:t>
+      </w:r>
+      <w:r>
+        <w:rPr>
+          <w:rFonts w:ascii="Times New Roman" w:hAnsi="Times New Roman" w:eastAsia="宋体"/>
+          <w:b w:val="0"/>
+          <w:sz w:val="21"/>
+        </w:rPr>
+        <w:t>，本表已同步。 另注：</w:t>
+      </w:r>
+      <w:r>
+        <w:rPr>
+          <w:rFonts w:ascii="Consolas" w:hAnsi="Consolas" w:eastAsia="Consolas"/>
+          <w:b w:val="0"/>
+          <w:sz w:val="19"/>
+        </w:rPr>
+        <w:t>GET /api/attempts/export</w:t>
+      </w:r>
+      <w:r>
+        <w:rPr>
+          <w:rFonts w:ascii="Times New Roman" w:hAnsi="Times New Roman" w:eastAsia="宋体"/>
+          <w:b w:val="0"/>
+          <w:sz w:val="21"/>
+        </w:rPr>
+        <w:t xml:space="preserve"> </w:t>
+      </w:r>
+      <w:r>
+        <w:rPr>
+          <w:rFonts w:ascii="Times New Roman" w:hAnsi="Times New Roman" w:eastAsia="宋体"/>
+          <w:b/>
+          <w:sz w:val="21"/>
+        </w:rPr>
+        <w:t>必须</w:t>
+      </w:r>
+      <w:r>
+        <w:rPr>
+          <w:rFonts w:ascii="Times New Roman" w:hAnsi="Times New Roman" w:eastAsia="宋体"/>
+          <w:b w:val="0"/>
+          <w:sz w:val="21"/>
+        </w:rPr>
+        <w:t xml:space="preserve">注册在 </w:t>
+      </w:r>
+      <w:r>
+        <w:rPr>
+          <w:rFonts w:ascii="Consolas" w:hAnsi="Consolas" w:eastAsia="Consolas"/>
+          <w:b w:val="0"/>
+          <w:sz w:val="19"/>
+        </w:rPr>
+        <w:t>GET /api/attempts/{attempt_id}</w:t>
+      </w:r>
+      <w:r>
+        <w:rPr>
+          <w:rFonts w:ascii="Times New Roman" w:hAnsi="Times New Roman" w:eastAsia="宋体"/>
+          <w:b w:val="0"/>
+          <w:sz w:val="21"/>
+        </w:rPr>
+        <w:t xml:space="preserve"> 之前，否则字面量 </w:t>
+      </w:r>
+      <w:r>
+        <w:rPr>
+          <w:rFonts w:ascii="Consolas" w:hAnsi="Consolas" w:eastAsia="Consolas"/>
+          <w:b w:val="0"/>
+          <w:sz w:val="19"/>
+        </w:rPr>
+        <w:t>export</w:t>
+      </w:r>
+      <w:r>
+        <w:rPr>
+          <w:rFonts w:ascii="Times New Roman" w:hAnsi="Times New Roman" w:eastAsia="宋体"/>
+          <w:b w:val="0"/>
+          <w:sz w:val="21"/>
+        </w:rPr>
+        <w:t xml:space="preserve"> 会被参数路由吃掉并回 422。</w:t>
+      </w:r>
     </w:p>
     <w:p>
       <w:pPr>
@@ -8090,7 +8566,31 @@
           <w:b/>
           <w:sz w:val="24"/>
         </w:rPr>
-        <w:t>必须剔除 `answer` 与 `steps`</w:t>
+        <w:t xml:space="preserve">必须剔除 </w:t>
+      </w:r>
+      <w:r>
+        <w:rPr>
+          <w:rFonts w:ascii="Consolas" w:hAnsi="Consolas" w:eastAsia="Consolas"/>
+          <w:b/>
+          <w:sz w:val="22"/>
+        </w:rPr>
+        <w:t>answer</w:t>
+      </w:r>
+      <w:r>
+        <w:rPr>
+          <w:rFonts w:ascii="Times New Roman" w:hAnsi="Times New Roman" w:eastAsia="宋体"/>
+          <w:b/>
+          <w:sz w:val="24"/>
+        </w:rPr>
+        <w:t xml:space="preserve"> 与 </w:t>
+      </w:r>
+      <w:r>
+        <w:rPr>
+          <w:rFonts w:ascii="Consolas" w:hAnsi="Consolas" w:eastAsia="Consolas"/>
+          <w:b/>
+          <w:sz w:val="22"/>
+        </w:rPr>
+        <w:t>steps</w:t>
       </w:r>
       <w:r>
         <w:rPr>
@@ -8536,7 +9036,23 @@
                 <w:b w:val="0"/>
                 <w:sz w:val="21"/>
               </w:rPr>
-              <w:t>成绩列表 → 点开逐题明细 → 导出</w:t>
+              <w:t xml:space="preserve">某套卷的成绩列表（即成绩页的 </w:t>
+            </w:r>
+            <w:r>
+              <w:rPr>
+                <w:rFonts w:ascii="Consolas" w:hAnsi="Consolas" w:eastAsia="Consolas"/>
+                <w:b w:val="0"/>
+                <w:sz w:val="19"/>
+              </w:rPr>
+              <w:t>paper_id</w:t>
+            </w:r>
+            <w:r>
+              <w:rPr>
+                <w:rFonts w:ascii="Times New Roman" w:hAnsi="Times New Roman" w:eastAsia="宋体"/>
+                <w:b w:val="0"/>
+                <w:sz w:val="21"/>
+              </w:rPr>
+              <w:t xml:space="preserve"> 预筛）</w:t>
             </w:r>
           </w:p>
         </w:tc>
@@ -8556,7 +9072,7 @@
                 <w:b w:val="0"/>
                 <w:sz w:val="21"/>
               </w:rPr>
-              <w:t>学生</w:t>
+              <w:t>老师</w:t>
             </w:r>
           </w:p>
         </w:tc>
@@ -8574,7 +9090,7 @@
                 <w:b w:val="0"/>
                 <w:sz w:val="19"/>
               </w:rPr>
-              <w:t>/student</w:t>
+              <w:t>/teacher/attempts</w:t>
             </w:r>
           </w:p>
         </w:tc>
@@ -8592,7 +9108,7 @@
                 <w:b w:val="0"/>
                 <w:sz w:val="21"/>
               </w:rPr>
-              <w:t>入口：输姓名 + 学号 + 两个入口（自主练习 / 输卷号）</w:t>
+              <w:t>成绩总览（按卷 / 姓名 / 学号筛选，导出入口，M5）</w:t>
             </w:r>
           </w:p>
         </w:tc>
@@ -8612,6 +9128,62 @@
                 <w:b w:val="0"/>
                 <w:sz w:val="21"/>
               </w:rPr>
+              <w:t>老师</w:t>
+            </w:r>
+          </w:p>
+        </w:tc>
+        <w:tc>
+          <w:tcPr>
+            <w:tcW w:type="dxa" w:w="2929"/>
+          </w:tcPr>
+          <w:p>
+            <w:pPr>
+              <w:spacing w:line="276" w:lineRule="auto"/>
+            </w:pPr>
+            <w:r>
+              <w:rPr>
+                <w:rFonts w:ascii="Consolas" w:hAnsi="Consolas" w:eastAsia="Consolas"/>
+                <w:b w:val="0"/>
+                <w:sz w:val="19"/>
+              </w:rPr>
+              <w:t>/teacher/attempts/:attemptId</w:t>
+            </w:r>
+          </w:p>
+        </w:tc>
+        <w:tc>
+          <w:tcPr>
+            <w:tcW w:type="dxa" w:w="2929"/>
+          </w:tcPr>
+          <w:p>
+            <w:pPr>
+              <w:spacing w:line="276" w:lineRule="auto"/>
+            </w:pPr>
+            <w:r>
+              <w:rPr>
+                <w:rFonts w:ascii="Times New Roman" w:hAnsi="Times New Roman" w:eastAsia="宋体"/>
+                <w:b w:val="0"/>
+                <w:sz w:val="21"/>
+              </w:rPr>
+              <w:t>逐题明细（M5）</w:t>
+            </w:r>
+          </w:p>
+        </w:tc>
+      </w:tr>
+      <w:tr>
+        <w:tc>
+          <w:tcPr>
+            <w:tcW w:type="dxa" w:w="2929"/>
+          </w:tcPr>
+          <w:p>
+            <w:pPr>
+              <w:spacing w:line="276" w:lineRule="auto"/>
+            </w:pPr>
+            <w:r>
+              <w:rPr>
+                <w:rFonts w:ascii="Times New Roman" w:hAnsi="Times New Roman" w:eastAsia="宋体"/>
+                <w:b w:val="0"/>
+                <w:sz w:val="21"/>
+              </w:rPr>
               <w:t>学生</w:t>
             </w:r>
           </w:p>
@@ -8630,6 +9202,62 @@
                 <w:b w:val="0"/>
                 <w:sz w:val="19"/>
               </w:rPr>
+              <w:t>/student</w:t>
+            </w:r>
+          </w:p>
+        </w:tc>
+        <w:tc>
+          <w:tcPr>
+            <w:tcW w:type="dxa" w:w="2929"/>
+          </w:tcPr>
+          <w:p>
+            <w:pPr>
+              <w:spacing w:line="276" w:lineRule="auto"/>
+            </w:pPr>
+            <w:r>
+              <w:rPr>
+                <w:rFonts w:ascii="Times New Roman" w:hAnsi="Times New Roman" w:eastAsia="宋体"/>
+                <w:b w:val="0"/>
+                <w:sz w:val="21"/>
+              </w:rPr>
+              <w:t>入口：输姓名 + 学号 + 两个入口（自主练习 / 输卷号）</w:t>
+            </w:r>
+          </w:p>
+        </w:tc>
+      </w:tr>
+      <w:tr>
+        <w:tc>
+          <w:tcPr>
+            <w:tcW w:type="dxa" w:w="2929"/>
+          </w:tcPr>
+          <w:p>
+            <w:pPr>
+              <w:spacing w:line="276" w:lineRule="auto"/>
+            </w:pPr>
+            <w:r>
+              <w:rPr>
+                <w:rFonts w:ascii="Times New Roman" w:hAnsi="Times New Roman" w:eastAsia="宋体"/>
+                <w:b w:val="0"/>
+                <w:sz w:val="21"/>
+              </w:rPr>
+              <w:t>学生</w:t>
+            </w:r>
+          </w:p>
+        </w:tc>
+        <w:tc>
+          <w:tcPr>
+            <w:tcW w:type="dxa" w:w="2929"/>
+          </w:tcPr>
+          <w:p>
+            <w:pPr>
+              <w:spacing w:line="276" w:lineRule="auto"/>
+            </w:pPr>
+            <w:r>
+              <w:rPr>
+                <w:rFonts w:ascii="Consolas" w:hAnsi="Consolas" w:eastAsia="Consolas"/>
+                <w:b w:val="0"/>
+                <w:sz w:val="19"/>
+              </w:rPr>
               <w:t>/student/practice</w:t>
             </w:r>
           </w:p>
@@ -8649,6 +9277,62 @@
                 <w:sz w:val="21"/>
               </w:rPr>
               <w:t>练习页：一屏一题、数字键盘、进度、计时</w:t>
+            </w:r>
+          </w:p>
+        </w:tc>
+      </w:tr>
+      <w:tr>
+        <w:tc>
+          <w:tcPr>
+            <w:tcW w:type="dxa" w:w="2929"/>
+          </w:tcPr>
+          <w:p>
+            <w:pPr>
+              <w:spacing w:line="276" w:lineRule="auto"/>
+            </w:pPr>
+            <w:r>
+              <w:rPr>
+                <w:rFonts w:ascii="Times New Roman" w:hAnsi="Times New Roman" w:eastAsia="宋体"/>
+                <w:b w:val="0"/>
+                <w:sz w:val="21"/>
+              </w:rPr>
+              <w:t>学生</w:t>
+            </w:r>
+          </w:p>
+        </w:tc>
+        <w:tc>
+          <w:tcPr>
+            <w:tcW w:type="dxa" w:w="2929"/>
+          </w:tcPr>
+          <w:p>
+            <w:pPr>
+              <w:spacing w:line="276" w:lineRule="auto"/>
+            </w:pPr>
+            <w:r>
+              <w:rPr>
+                <w:rFonts w:ascii="Consolas" w:hAnsi="Consolas" w:eastAsia="Consolas"/>
+                <w:b w:val="0"/>
+                <w:sz w:val="19"/>
+              </w:rPr>
+              <w:t>/student/paper/:code</w:t>
+            </w:r>
+          </w:p>
+        </w:tc>
+        <w:tc>
+          <w:tcPr>
+            <w:tcW w:type="dxa" w:w="2929"/>
+          </w:tcPr>
+          <w:p>
+            <w:pPr>
+              <w:spacing w:line="276" w:lineRule="auto"/>
+            </w:pPr>
+            <w:r>
+              <w:rPr>
+                <w:rFonts w:ascii="Times New Roman" w:hAnsi="Times New Roman" w:eastAsia="宋体"/>
+                <w:b w:val="0"/>
+                <w:sz w:val="21"/>
+              </w:rPr>
+              <w:t>输卷号 / 扫码进入的卷子作答页</w:t>
             </w:r>
           </w:p>
         </w:tc>
@@ -10778,7 +11462,23 @@
                 <w:b/>
                 <w:sz w:val="21"/>
               </w:rPr>
-              <w:t>不含 `answer` 字段</w:t>
+              <w:t xml:space="preserve">不含 </w:t>
+            </w:r>
+            <w:r>
+              <w:rPr>
+                <w:rFonts w:ascii="Consolas" w:hAnsi="Consolas" w:eastAsia="Consolas"/>
+                <w:b/>
+                <w:sz w:val="19"/>
+              </w:rPr>
+              <w:t>answer</w:t>
+            </w:r>
+            <w:r>
+              <w:rPr>
+                <w:rFonts w:ascii="Times New Roman" w:hAnsi="Times New Roman" w:eastAsia="宋体"/>
+                <w:b/>
+                <w:sz w:val="21"/>
+              </w:rPr>
+              <w:t xml:space="preserve"> 字段</w:t>
             </w:r>
           </w:p>
         </w:tc>
@@ -10994,7 +11694,23 @@
           <w:b/>
           <w:sz w:val="21"/>
         </w:rPr>
-        <w:t>本矩阵逐条列出，覆盖 [`01-需求分析.md`](01-需求分析.md) v1.1 的全部 50 条需求</w:t>
+        <w:t>本矩阵逐条列出，覆盖 [</w:t>
+      </w:r>
+      <w:r>
+        <w:rPr>
+          <w:rFonts w:ascii="Consolas" w:hAnsi="Consolas" w:eastAsia="Consolas"/>
+          <w:b/>
+          <w:sz w:val="19"/>
+        </w:rPr>
+        <w:t>01-需求分析.md</w:t>
+      </w:r>
+      <w:r>
+        <w:rPr>
+          <w:rFonts w:ascii="Times New Roman" w:hAnsi="Times New Roman" w:eastAsia="宋体"/>
+          <w:b/>
+          <w:sz w:val="21"/>
+        </w:rPr>
+        <w:t>](01-需求分析.md) v1.1 的全部 50 条需求</w:t>
       </w:r>
       <w:r>
         <w:rPr>
@@ -11687,7 +12403,47 @@
                 <w:b w:val="0"/>
                 <w:sz w:val="19"/>
               </w:rPr>
-              <w:t>GET /attempts</w:t>
+              <w:t>GET /api/attempts</w:t>
+            </w:r>
+            <w:r>
+              <w:rPr>
+                <w:rFonts w:ascii="Times New Roman" w:hAnsi="Times New Roman" w:eastAsia="宋体"/>
+                <w:b w:val="0"/>
+                <w:sz w:val="21"/>
+              </w:rPr>
+              <w:t>（</w:t>
+            </w:r>
+            <w:r>
+              <w:rPr>
+                <w:rFonts w:ascii="Consolas" w:hAnsi="Consolas" w:eastAsia="Consolas"/>
+                <w:b w:val="0"/>
+                <w:sz w:val="19"/>
+              </w:rPr>
+              <w:t>paper_id</w:t>
+            </w:r>
+            <w:r>
+              <w:rPr>
+                <w:rFonts w:ascii="Times New Roman" w:hAnsi="Times New Roman" w:eastAsia="宋体"/>
+                <w:b w:val="0"/>
+                <w:sz w:val="21"/>
+              </w:rPr>
+              <w:t xml:space="preserve"> / </w:t>
+            </w:r>
+            <w:r>
+              <w:rPr>
+                <w:rFonts w:ascii="Consolas" w:hAnsi="Consolas" w:eastAsia="Consolas"/>
+                <w:b w:val="0"/>
+                <w:sz w:val="19"/>
+              </w:rPr>
+              <w:t>q</w:t>
+            </w:r>
+            <w:r>
+              <w:rPr>
+                <w:rFonts w:ascii="Times New Roman" w:hAnsi="Times New Roman" w:eastAsia="宋体"/>
+                <w:b w:val="0"/>
+                <w:sz w:val="21"/>
+              </w:rPr>
+              <w:t>）</w:t>
             </w:r>
           </w:p>
         </w:tc>
@@ -11749,7 +12505,7 @@
                 <w:b w:val="0"/>
                 <w:sz w:val="19"/>
               </w:rPr>
-              <w:t>GET /api/attempts/{id}</w:t>
+              <w:t>GET /api/attempts/{attempt_id}</w:t>
             </w:r>
           </w:p>
         </w:tc>
@@ -11795,7 +12551,15 @@
                 <w:b w:val="0"/>
                 <w:sz w:val="19"/>
               </w:rPr>
-              <w:t>GET /attempts.csv</w:t>
+              <w:t>GET /api/attempts/export?format=csv|xlsx</w:t>
+            </w:r>
+            <w:r>
+              <w:rPr>
+                <w:rFonts w:ascii="Times New Roman" w:hAnsi="Times New Roman" w:eastAsia="宋体"/>
+                <w:b w:val="0"/>
+                <w:sz w:val="21"/>
+              </w:rPr>
+              <w:t>（唯一得分口径见 D80）</w:t>
             </w:r>
           </w:p>
         </w:tc>
